--- a/challenge-2/unstructured_files/Performance_Management_Framework_2024-25.docx
+++ b/challenge-2/unstructured_files/Performance_Management_Framework_2024-25.docx
@@ -29,7 +29,7 @@
           <w:sz w:val="20"/>
           <w:szCs w:val="20"/>
         </w:rPr>
-        <w:t xml:space="preserve">Department for Work and Pensions | Version 2.1 | Effective from 1 April 2024</w:t>
+        <w:t xml:space="preserve">[Government Department C] | Version 2.1 | Effective from 1 April 2024</w:t>
       </w:r>
     </w:p>
     <w:p>
@@ -61,7 +61,7 @@
     </w:p>
     <w:p>
       <w:r>
-        <w:t xml:space="preserve">This framework sets out how individual performance is managed across DWP. It applies to all employees at AA to Grade 6. SCS performance is managed under a separate Cabinet Office framework.</w:t>
+        <w:t xml:space="preserve">This framework sets out how individual performance is managed across [DEPT-C]. It applies to all employees at AA to Grade 6. SCS performance is managed under a separate [Central Government Body] framework.</w:t>
       </w:r>
     </w:p>
     <w:p>
@@ -1579,7 +1579,7 @@
     </w:p>
     <w:p>
       <w:r>
-        <w:t xml:space="preserve">Contact: performance.management@dwp.gov.uk</w:t>
+        <w:t xml:space="preserve">Contact: performance.management@[department].gov.uk</w:t>
       </w:r>
     </w:p>
     <w:sectPr>
